--- a/public/cv/Deniz-Eldam-CV.docx
+++ b/public/cv/Deniz-Eldam-CV.docx
@@ -39,7 +39,7 @@
           <w:rFonts w:ascii="Times New Roman" w:hAnsi="Times New Roman"/>
           <w:sz w:val="20"/>
         </w:rPr>
-        <w:t>denizsaatkayaeldam@hotmail.com  |  deniz-eldam-site.vercel.app</w:t>
+        <w:t>denizsaatkayaeldam@hotmail.com  |  denizeldam.com</w:t>
       </w:r>
     </w:p>
     <w:p>
